--- a/dist/luan_an_ctu/04_references_apa7.docx
+++ b/dist/luan_an_ctu/04_references_apa7.docx
@@ -2,7 +2,7 @@
 <file path=word/document.xml><?xml version="1.0" encoding="utf-8"?>
 <w:document xmlns:w="http://schemas.openxmlformats.org/wordprocessingml/2006/main" xmlns:m="http://schemas.openxmlformats.org/officeDocument/2006/math" xmlns:r="http://schemas.openxmlformats.org/officeDocument/2006/relationships" xmlns:o="urn:schemas-microsoft-com:office:office" xmlns:v="urn:schemas-microsoft-com:vml" xmlns:w10="urn:schemas-microsoft-com:office:word" xmlns:a="http://schemas.openxmlformats.org/drawingml/2006/main" xmlns:pic="http://schemas.openxmlformats.org/drawingml/2006/picture" xmlns:wp="http://schemas.openxmlformats.org/drawingml/2006/wordprocessingDrawing">
   <w:body>
-    <w:bookmarkStart w:id="55" w:name="tài-liệu-tham-khảo-apa-7th"/>
+    <w:bookmarkStart w:id="56" w:name="tài-liệu-tham-khảo-apa-7th"/>
     <w:p>
       <w:pPr>
         <w:pStyle w:val="Heading1"/>
@@ -10473,7 +10473,28 @@
         <w:pStyle w:val="BodyText"/>
       </w:pPr>
       <w:r>
-        <w:t xml:space="preserve">Solon, G., Haider, S. J., &amp; Wooldridge, J. M. (2010).</w:t>
+        <w:t xml:space="preserve">Solon, G., Haider, S. J., &amp; Wooldridge, J. M. (2015). What are we weighting for?</w:t>
+      </w:r>
+      <w:r>
+        <w:t xml:space="preserve"> </w:t>
+      </w:r>
+      <w:r>
+        <w:rPr>
+          <w:iCs/>
+          <w:i/>
+        </w:rPr>
+        <w:t xml:space="preserve">Journal of Human Resources, 50</w:t>
+      </w:r>
+      <w:r>
+        <w:t xml:space="preserve">(2), 301–316. https://doi.org/10.3368/jhr.50.2.301</w:t>
+      </w:r>
+    </w:p>
+    <w:p>
+      <w:pPr>
+        <w:pStyle w:val="BodyText"/>
+      </w:pPr>
+      <w:r>
+        <w:t xml:space="preserve">Wooldridge, J. M. (2010).</w:t>
       </w:r>
       <w:r>
         <w:t xml:space="preserve"> </w:t>
@@ -10490,27 +10511,6 @@
       </w:r>
       <w:r>
         <w:t xml:space="preserve">(2nd ed.). MIT Press.</w:t>
-      </w:r>
-    </w:p>
-    <w:p>
-      <w:pPr>
-        <w:pStyle w:val="BodyText"/>
-      </w:pPr>
-      <w:r>
-        <w:t xml:space="preserve">Wooldridge, J. M. (2015). What are we weighting for?</w:t>
-      </w:r>
-      <w:r>
-        <w:t xml:space="preserve"> </w:t>
-      </w:r>
-      <w:r>
-        <w:rPr>
-          <w:iCs/>
-          <w:i/>
-        </w:rPr>
-        <w:t xml:space="preserve">Journal of Human Resources, 50</w:t>
-      </w:r>
-      <w:r>
-        <w:t xml:space="preserve">(2), 301–316. https://doi.org/10.3368/jhr.50.2.301</w:t>
       </w:r>
     </w:p>
     <w:p>
@@ -11017,7 +11017,227 @@
       </w:r>
     </w:p>
     <w:bookmarkEnd w:id="54"/>
+    <w:bookmarkStart w:id="55" w:name="X2a802b4844355bd9a9addebe0f180df0342c84e"/>
+    <w:p>
+      <w:pPr>
+        <w:pStyle w:val="Heading2"/>
+      </w:pPr>
+      <w:r>
+        <w:t xml:space="preserve">Bổ sung v3.0 — Hoàn thiện entry còn thiếu (rà soát Inspector 06/2026)</w:t>
+      </w:r>
+    </w:p>
+    <w:p>
+      <w:pPr>
+        <w:pStyle w:val="FirstParagraph"/>
+      </w:pPr>
+      <w:r>
+        <w:t xml:space="preserve">Aiken, L. S., &amp; West, S. G. (1991).</w:t>
+      </w:r>
+      <w:r>
+        <w:t xml:space="preserve"> </w:t>
+      </w:r>
+      <w:r>
+        <w:rPr>
+          <w:iCs/>
+          <w:i/>
+        </w:rPr>
+        <w:t xml:space="preserve">Multiple regression: Testing and interpreting interactions</w:t>
+      </w:r>
+      <w:r>
+        <w:t xml:space="preserve">. Sage.</w:t>
+      </w:r>
+    </w:p>
+    <w:p>
+      <w:pPr>
+        <w:pStyle w:val="BodyText"/>
+      </w:pPr>
+      <w:r>
+        <w:t xml:space="preserve">Bloom, N., Genakos, C., Sadun, R., &amp; Van Reenen, J. (2012). Management practices across firms and countries.</w:t>
+      </w:r>
+      <w:r>
+        <w:t xml:space="preserve"> </w:t>
+      </w:r>
+      <w:r>
+        <w:rPr>
+          <w:iCs/>
+          <w:i/>
+        </w:rPr>
+        <w:t xml:space="preserve">Academy of Management Perspectives, 26</w:t>
+      </w:r>
+      <w:r>
+        <w:t xml:space="preserve">(1), 12–33. https://doi.org/10.5465/amp.2011.0077</w:t>
+      </w:r>
+    </w:p>
+    <w:p>
+      <w:pPr>
+        <w:pStyle w:val="BodyText"/>
+      </w:pPr>
+      <w:r>
+        <w:t xml:space="preserve">Cameron, A. C., &amp; Trivedi, P. K. (2005).</w:t>
+      </w:r>
+      <w:r>
+        <w:t xml:space="preserve"> </w:t>
+      </w:r>
+      <w:r>
+        <w:rPr>
+          <w:iCs/>
+          <w:i/>
+        </w:rPr>
+        <w:t xml:space="preserve">Microeconometrics: Methods and applications</w:t>
+      </w:r>
+      <w:r>
+        <w:t xml:space="preserve">. Cambridge University Press.</w:t>
+      </w:r>
+    </w:p>
+    <w:p>
+      <w:pPr>
+        <w:pStyle w:val="BodyText"/>
+      </w:pPr>
+      <w:r>
+        <w:t xml:space="preserve">Dawson, J. F. (2014). Moderation in management research: What, why, when, and how.</w:t>
+      </w:r>
+      <w:r>
+        <w:t xml:space="preserve"> </w:t>
+      </w:r>
+      <w:r>
+        <w:rPr>
+          <w:iCs/>
+          <w:i/>
+        </w:rPr>
+        <w:t xml:space="preserve">Journal of Business and Psychology, 29</w:t>
+      </w:r>
+      <w:r>
+        <w:t xml:space="preserve">(1), 1–19. https://doi.org/10.1007/s10869-013-9308-7</w:t>
+      </w:r>
+    </w:p>
+    <w:p>
+      <w:pPr>
+        <w:pStyle w:val="BodyText"/>
+      </w:pPr>
+      <w:r>
+        <w:t xml:space="preserve">Gomes, L., &amp; Ramaswamy, K. (1999). An empirical examination of the form of the relationship between multinationality and performance.</w:t>
+      </w:r>
+      <w:r>
+        <w:t xml:space="preserve"> </w:t>
+      </w:r>
+      <w:r>
+        <w:rPr>
+          <w:iCs/>
+          <w:i/>
+        </w:rPr>
+        <w:t xml:space="preserve">Journal of International Business Studies, 30</w:t>
+      </w:r>
+      <w:r>
+        <w:t xml:space="preserve">(1), 173–187. https://doi.org/10.1057/palgrave.jibs.8490065</w:t>
+      </w:r>
+    </w:p>
+    <w:p>
+      <w:pPr>
+        <w:pStyle w:val="BodyText"/>
+      </w:pPr>
+      <w:r>
+        <w:t xml:space="preserve">Grant, R. M. (1987). Multinationality and performance among British manufacturing companies.</w:t>
+      </w:r>
+      <w:r>
+        <w:t xml:space="preserve"> </w:t>
+      </w:r>
+      <w:r>
+        <w:rPr>
+          <w:iCs/>
+          <w:i/>
+        </w:rPr>
+        <w:t xml:space="preserve">Journal of International Business Studies, 18</w:t>
+      </w:r>
+      <w:r>
+        <w:t xml:space="preserve">(3), 79–89. https://doi.org/10.1057/palgrave.jibs.8490413</w:t>
+      </w:r>
+    </w:p>
+    <w:p>
+      <w:pPr>
+        <w:pStyle w:val="BodyText"/>
+      </w:pPr>
+      <w:r>
+        <w:t xml:space="preserve">Kim, W. C., Hwang, P., &amp; Burgers, W. P. (1989). Global diversification strategy and corporate profit performance.</w:t>
+      </w:r>
+      <w:r>
+        <w:t xml:space="preserve"> </w:t>
+      </w:r>
+      <w:r>
+        <w:rPr>
+          <w:iCs/>
+          <w:i/>
+        </w:rPr>
+        <w:t xml:space="preserve">Strategic Management Journal, 10</w:t>
+      </w:r>
+      <w:r>
+        <w:t xml:space="preserve">(1), 45–57. https://doi.org/10.1002/smj.4250100105</w:t>
+      </w:r>
+    </w:p>
+    <w:p>
+      <w:pPr>
+        <w:pStyle w:val="BodyText"/>
+      </w:pPr>
+      <w:r>
+        <w:t xml:space="preserve">Sambharya, R. B. (1996). Foreign experience of top management teams and international diversification strategies of U.S. multinational corporations.</w:t>
+      </w:r>
+      <w:r>
+        <w:t xml:space="preserve"> </w:t>
+      </w:r>
+      <w:r>
+        <w:rPr>
+          <w:iCs/>
+          <w:i/>
+        </w:rPr>
+        <w:t xml:space="preserve">Strategic Management Journal, 17</w:t>
+      </w:r>
+      <w:r>
+        <w:t xml:space="preserve">(9), 739–746. https://doi.org/10.1002/(SICI)1097-0266(199611)17:9&lt;739::AID-SMJ846&gt;3.0.CO;2-K</w:t>
+      </w:r>
+    </w:p>
+    <w:p>
+      <w:pPr>
+        <w:pStyle w:val="BodyText"/>
+      </w:pPr>
+      <w:r>
+        <w:t xml:space="preserve">Sasabuchi, S. (1980). A test of a multivariate normal mean with composite hypotheses determined by linear inequalities.</w:t>
+      </w:r>
+      <w:r>
+        <w:t xml:space="preserve"> </w:t>
+      </w:r>
+      <w:r>
+        <w:rPr>
+          <w:iCs/>
+          <w:i/>
+        </w:rPr>
+        <w:t xml:space="preserve">Biometrika, 67</w:t>
+      </w:r>
+      <w:r>
+        <w:t xml:space="preserve">(2), 429–439. https://doi.org/10.1093/biomet/67.2.429</w:t>
+      </w:r>
+    </w:p>
+    <w:p>
+      <w:pPr>
+        <w:pStyle w:val="BodyText"/>
+      </w:pPr>
+      <w:r>
+        <w:t xml:space="preserve">Scott, W. R. (1995).</w:t>
+      </w:r>
+      <w:r>
+        <w:t xml:space="preserve"> </w:t>
+      </w:r>
+      <w:r>
+        <w:rPr>
+          <w:iCs/>
+          <w:i/>
+        </w:rPr>
+        <w:t xml:space="preserve">Institutions and organizations</w:t>
+      </w:r>
+      <w:r>
+        <w:t xml:space="preserve">. Sage.</w:t>
+      </w:r>
+    </w:p>
     <w:bookmarkEnd w:id="55"/>
+    <w:bookmarkEnd w:id="56"/>
     <w:sectPr>
       <w:pgSz w:h="16838" w:w="11906"/>
       <w:pgMar w:bottom="1417" w:left="1417" w:right="1417" w:top="1417"/>

--- a/dist/luan_an_ctu/04_references_apa7.docx
+++ b/dist/luan_an_ctu/04_references_apa7.docx
@@ -2,7 +2,7 @@
 <file path=word/document.xml><?xml version="1.0" encoding="utf-8"?>
 <w:document xmlns:w="http://schemas.openxmlformats.org/wordprocessingml/2006/main" xmlns:m="http://schemas.openxmlformats.org/officeDocument/2006/math" xmlns:r="http://schemas.openxmlformats.org/officeDocument/2006/relationships" xmlns:o="urn:schemas-microsoft-com:office:office" xmlns:v="urn:schemas-microsoft-com:vml" xmlns:w10="urn:schemas-microsoft-com:office:word" xmlns:a="http://schemas.openxmlformats.org/drawingml/2006/main" xmlns:pic="http://schemas.openxmlformats.org/drawingml/2006/picture" xmlns:wp="http://schemas.openxmlformats.org/drawingml/2006/wordprocessingDrawing">
   <w:body>
-    <w:bookmarkStart w:id="56" w:name="tài-liệu-tham-khảo-apa-7th"/>
+    <w:bookmarkStart w:id="57" w:name="tài-liệu-tham-khảo-apa-7th"/>
     <w:p>
       <w:pPr>
         <w:pStyle w:val="Heading1"/>
@@ -11237,7 +11237,142 @@
       </w:r>
     </w:p>
     <w:bookmarkEnd w:id="55"/>
+    <w:bookmarkStart w:id="56" w:name="X0abbf775f59dd3e18884b0e2af21123940b885a"/>
+    <w:p>
+      <w:pPr>
+        <w:pStyle w:val="Heading2"/>
+      </w:pPr>
+      <w:r>
+        <w:t xml:space="preserve">Bổ sung v2.8 — Tài liệu nền I–P kinh điển + phê phán gần đây (15/06/2026)</w:t>
+      </w:r>
+    </w:p>
+    <w:p>
+      <w:pPr>
+        <w:pStyle w:val="BlockText"/>
+      </w:pPr>
+      <w:r>
+        <w:t xml:space="preserve">Bổ sung 5 entries để củng cố nền lý thuyết MNE/FDI kinh điển và bằng chứng phê phán gần đây cho mảng internationalization–firm performance (trích dẫn trong Chương 2). DOI của Caves (1971) và Vernon (1966) để trống, sẽ xác minh trong lượt</w:t>
+      </w:r>
+      <w:r>
+        <w:t xml:space="preserve"> </w:t>
+      </w:r>
+      <w:r>
+        <w:rPr>
+          <w:rStyle w:val="VerbatimChar"/>
+        </w:rPr>
+        <w:t xml:space="preserve">verify_dois.py</w:t>
+      </w:r>
+      <w:r>
+        <w:t xml:space="preserve">.</w:t>
+      </w:r>
+    </w:p>
+    <w:p>
+      <w:pPr>
+        <w:pStyle w:val="FirstParagraph"/>
+      </w:pPr>
+      <w:r>
+        <w:t xml:space="preserve">Buckley, P. J., &amp; Casson, M. C. (1976).</w:t>
+      </w:r>
+      <w:r>
+        <w:t xml:space="preserve"> </w:t>
+      </w:r>
+      <w:r>
+        <w:rPr>
+          <w:iCs/>
+          <w:i/>
+        </w:rPr>
+        <w:t xml:space="preserve">The future of the multinational enterprise</w:t>
+      </w:r>
+      <w:r>
+        <w:t xml:space="preserve">. Macmillan.</w:t>
+      </w:r>
+    </w:p>
+    <w:p>
+      <w:pPr>
+        <w:pStyle w:val="BodyText"/>
+      </w:pPr>
+      <w:r>
+        <w:t xml:space="preserve">Caves, R. E. (1971). International corporations: The industrial economics of foreign investment.</w:t>
+      </w:r>
+      <w:r>
+        <w:t xml:space="preserve"> </w:t>
+      </w:r>
+      <w:r>
+        <w:rPr>
+          <w:iCs/>
+          <w:i/>
+        </w:rPr>
+        <w:t xml:space="preserve">Economica, 38</w:t>
+      </w:r>
+      <w:r>
+        <w:t xml:space="preserve">(149), 1–27.</w:t>
+      </w:r>
+    </w:p>
+    <w:p>
+      <w:pPr>
+        <w:pStyle w:val="BodyText"/>
+      </w:pPr>
+      <w:r>
+        <w:t xml:space="preserve">Hymer, S. H. (1976).</w:t>
+      </w:r>
+      <w:r>
+        <w:t xml:space="preserve"> </w:t>
+      </w:r>
+      <w:r>
+        <w:rPr>
+          <w:iCs/>
+          <w:i/>
+        </w:rPr>
+        <w:t xml:space="preserve">The international operations of national firms: A study of direct foreign investment</w:t>
+      </w:r>
+      <w:r>
+        <w:t xml:space="preserve">. MIT Press.</w:t>
+      </w:r>
+    </w:p>
+    <w:p>
+      <w:pPr>
+        <w:pStyle w:val="BodyText"/>
+      </w:pPr>
+      <w:r>
+        <w:t xml:space="preserve">Pisani, N., Garcia-Bernardo, J., &amp; Heemskerk, E. (2020). Does it pay to be a multinational? A large-sample, cross-national replication assessing the multinationality–performance relationship.</w:t>
+      </w:r>
+      <w:r>
+        <w:t xml:space="preserve"> </w:t>
+      </w:r>
+      <w:r>
+        <w:rPr>
+          <w:iCs/>
+          <w:i/>
+        </w:rPr>
+        <w:t xml:space="preserve">Strategic Management Journal, 41</w:t>
+      </w:r>
+      <w:r>
+        <w:t xml:space="preserve">(1), 152–172. https://doi.org/10.1002/smj.3087</w:t>
+      </w:r>
+    </w:p>
+    <w:p>
+      <w:pPr>
+        <w:pStyle w:val="BodyText"/>
+      </w:pPr>
+      <w:r>
+        <w:t xml:space="preserve">Vernon, R. (1966). International investment and international trade in the product cycle.</w:t>
+      </w:r>
+      <w:r>
+        <w:t xml:space="preserve"> </w:t>
+      </w:r>
+      <w:r>
+        <w:rPr>
+          <w:iCs/>
+          <w:i/>
+        </w:rPr>
+        <w:t xml:space="preserve">The Quarterly Journal of Economics, 80</w:t>
+      </w:r>
+      <w:r>
+        <w:t xml:space="preserve">(2), 190–207.</w:t>
+      </w:r>
+    </w:p>
     <w:bookmarkEnd w:id="56"/>
+    <w:bookmarkEnd w:id="57"/>
     <w:sectPr>
       <w:pgSz w:h="16838" w:w="11906"/>
       <w:pgMar w:bottom="1417" w:left="1417" w:right="1417" w:top="1417"/>

--- a/dist/luan_an_ctu/04_references_apa7.docx
+++ b/dist/luan_an_ctu/04_references_apa7.docx
@@ -1967,6 +1967,27 @@
         <w:pStyle w:val="BodyText"/>
       </w:pPr>
       <w:r>
+        <w:t xml:space="preserve">Contractor, F. J., Kundu, S. K., &amp; Hsu, C.-C. (2003). A three-stage theory of international expansion: The link between multinationality and performance in the service sector.</w:t>
+      </w:r>
+      <w:r>
+        <w:t xml:space="preserve"> </w:t>
+      </w:r>
+      <w:r>
+        <w:rPr>
+          <w:iCs/>
+          <w:i/>
+        </w:rPr>
+        <w:t xml:space="preserve">Journal of International Business Studies, 34</w:t>
+      </w:r>
+      <w:r>
+        <w:t xml:space="preserve">(1), 5–18. https://doi.org/10.1057/palgrave.jibs.8400003</w:t>
+      </w:r>
+    </w:p>
+    <w:p>
+      <w:pPr>
+        <w:pStyle w:val="BodyText"/>
+      </w:pPr>
+      <w:r>
         <w:t xml:space="preserve">Contractor, F. J. (2012). Why do multinational firms exist? A theory note about the effect of multinational expansion on performance and recent methodological critiques.</w:t>
       </w:r>
       <w:r>
@@ -3175,6 +3196,27 @@
         <w:pStyle w:val="BodyText"/>
       </w:pPr>
       <w:r>
+        <w:t xml:space="preserve">Hitt, M. A., Tihanyi, L., Miller, T., &amp; Connelly, B. (2006). International diversification: Antecedents, outcomes, and moderators.</w:t>
+      </w:r>
+      <w:r>
+        <w:t xml:space="preserve"> </w:t>
+      </w:r>
+      <w:r>
+        <w:rPr>
+          <w:iCs/>
+          <w:i/>
+        </w:rPr>
+        <w:t xml:space="preserve">Journal of Management, 32</w:t>
+      </w:r>
+      <w:r>
+        <w:t xml:space="preserve">(6), 831–867. https://doi.org/10.1177/0149206306293575</w:t>
+      </w:r>
+    </w:p>
+    <w:p>
+      <w:pPr>
+        <w:pStyle w:val="BodyText"/>
+      </w:pPr>
+      <w:r>
         <w:t xml:space="preserve">Hojnik, J., Ruzzier, M., &amp; Konecnik Ruzzier, M. (2018). Internationalisation and economic performance: The mediating role of innovation.</w:t>
       </w:r>
       <w:r>
@@ -3301,6 +3343,30 @@
         <w:pStyle w:val="BodyText"/>
       </w:pPr>
       <w:r>
+        <w:t xml:space="preserve">Hunter, J. E., &amp; Schmidt, F. L. (2004).</w:t>
+      </w:r>
+      <w:r>
+        <w:t xml:space="preserve"> </w:t>
+      </w:r>
+      <w:r>
+        <w:rPr>
+          <w:iCs/>
+          <w:i/>
+        </w:rPr>
+        <w:t xml:space="preserve">Methods of meta-analysis: Correcting error and bias in research findings</w:t>
+      </w:r>
+      <w:r>
+        <w:t xml:space="preserve"> </w:t>
+      </w:r>
+      <w:r>
+        <w:t xml:space="preserve">(2nd ed.). Sage.</w:t>
+      </w:r>
+    </w:p>
+    <w:p>
+      <w:pPr>
+        <w:pStyle w:val="BodyText"/>
+      </w:pPr>
+      <w:r>
         <w:t xml:space="preserve">Hymer, S. H. (1976).</w:t>
       </w:r>
       <w:r>
@@ -4949,6 +5015,27 @@
       </w:r>
       <w:r>
         <w:t xml:space="preserve">(2), 69–90. https://doi.org/10.1108/1525383X200900012</w:t>
+      </w:r>
+    </w:p>
+    <w:p>
+      <w:pPr>
+        <w:pStyle w:val="BodyText"/>
+      </w:pPr>
+      <w:r>
+        <w:t xml:space="preserve">Peng, M. W. (2001). The resource-based view and international business.</w:t>
+      </w:r>
+      <w:r>
+        <w:t xml:space="preserve"> </w:t>
+      </w:r>
+      <w:r>
+        <w:rPr>
+          <w:iCs/>
+          <w:i/>
+        </w:rPr>
+        <w:t xml:space="preserve">Journal of Management, 27</w:t>
+      </w:r>
+      <w:r>
+        <w:t xml:space="preserve">(6), 803–829. https://doi.org/10.1177/014920630102700604</w:t>
       </w:r>
     </w:p>
     <w:p>
@@ -7450,7 +7537,7 @@
     <w:bookmarkEnd w:id="20"/>
     <w:sectPr>
       <w:pgSz w:h="16838" w:w="11906"/>
-      <w:pgMar w:bottom="1134" w:left="1701" w:right="1134" w:top="1134"/>
+      <w:pgMar w:bottom="1417" w:left="1417" w:right="1417" w:top="1417"/>
     </w:sectPr>
   </w:body>
 </w:document>
@@ -7585,13 +7672,13 @@
     <w:name w:val="Normal"/>
     <w:qFormat/>
     <w:pPr>
-      <w:spacing w:line="288" w:lineRule="auto"/>
+      <w:spacing w:line="276" w:lineRule="auto"/>
       <w:jc w:val="both"/>
     </w:pPr>
     <w:rPr>
       <w:rFonts w:ascii="Times New Roman" w:eastAsia="Times New Roman" w:hAnsi="Times New Roman"/>
       <w:color w:val="000000"/>
-      <w:sz w:val="26"/>
+      <w:sz w:val="24"/>
     </w:rPr>
   </w:style>
   <w:style w:styleId="BodyText" w:type="paragraph">
@@ -7599,14 +7686,14 @@
     <w:basedOn w:val="Normal"/>
     <w:link w:val="BodyTextChar"/>
     <w:pPr>
-      <w:spacing w:after="180" w:before="180" w:line="288" w:lineRule="auto"/>
+      <w:spacing w:after="180" w:before="180" w:line="276" w:lineRule="auto"/>
       <w:jc w:val="both"/>
     </w:pPr>
     <w:qFormat/>
     <w:rPr>
       <w:rFonts w:ascii="Times New Roman" w:eastAsia="Times New Roman" w:hAnsi="Times New Roman"/>
       <w:color w:val="000000"/>
-      <w:sz w:val="26"/>
+      <w:sz w:val="24"/>
     </w:rPr>
   </w:style>
   <w:style w:customStyle="1" w:styleId="FirstParagraph" w:type="paragraph">
@@ -7615,13 +7702,13 @@
     <w:next w:val="BodyText"/>
     <w:qFormat/>
     <w:pPr>
-      <w:spacing w:line="288" w:lineRule="auto"/>
+      <w:spacing w:line="276" w:lineRule="auto"/>
       <w:jc w:val="both"/>
     </w:pPr>
     <w:rPr>
       <w:rFonts w:ascii="Times New Roman" w:eastAsia="Times New Roman" w:hAnsi="Times New Roman"/>
       <w:color w:val="000000"/>
-      <w:sz w:val="26"/>
+      <w:sz w:val="24"/>
     </w:rPr>
   </w:style>
   <w:style w:customStyle="1" w:styleId="Compact" w:type="paragraph">
@@ -7629,13 +7716,13 @@
     <w:basedOn w:val="BodyText"/>
     <w:qFormat/>
     <w:pPr>
-      <w:spacing w:after="36" w:before="36" w:line="288" w:lineRule="auto"/>
+      <w:spacing w:after="36" w:before="36" w:line="276" w:lineRule="auto"/>
       <w:jc w:val="both"/>
     </w:pPr>
     <w:rPr>
       <w:rFonts w:ascii="Times New Roman" w:eastAsia="Times New Roman" w:hAnsi="Times New Roman"/>
       <w:color w:val="000000"/>
-      <w:sz w:val="26"/>
+      <w:sz w:val="24"/>
     </w:rPr>
   </w:style>
   <w:style w:styleId="Title" w:type="paragraph">
@@ -7646,7 +7733,7 @@
     <w:pPr>
       <w:keepNext/>
       <w:keepLines/>
-      <w:spacing w:after="240" w:before="480" w:line="288" w:lineRule="auto"/>
+      <w:spacing w:after="240" w:before="480" w:line="276" w:lineRule="auto"/>
       <w:jc w:val="both"/>
     </w:pPr>
     <w:rPr>
@@ -7654,7 +7741,7 @@
       <w:b/>
       <w:bCs/>
       <w:color w:val="000000"/>
-      <w:sz w:val="26"/>
+      <w:sz w:val="24"/>
       <w:szCs w:val="36"/>
     </w:rPr>
   </w:style>
@@ -7666,13 +7753,13 @@
     <w:pPr>
       <w:keepNext/>
       <w:keepLines/>
-      <w:spacing w:after="240" w:before="240" w:line="288" w:lineRule="auto"/>
+      <w:spacing w:after="240" w:before="240" w:line="276" w:lineRule="auto"/>
       <w:jc w:val="both"/>
     </w:pPr>
     <w:rPr>
       <w:rFonts w:ascii="Times New Roman" w:eastAsia="Times New Roman" w:hAnsi="Times New Roman"/>
       <w:color w:val="000000"/>
-      <w:sz w:val="26"/>
+      <w:sz w:val="24"/>
       <w:szCs w:val="30"/>
     </w:rPr>
   </w:style>
@@ -7683,13 +7770,13 @@
     <w:pPr>
       <w:keepNext/>
       <w:keepLines/>
-      <w:spacing w:line="288" w:lineRule="auto"/>
+      <w:spacing w:line="276" w:lineRule="auto"/>
       <w:jc w:val="both"/>
     </w:pPr>
     <w:rPr>
       <w:rFonts w:ascii="Times New Roman" w:eastAsia="Times New Roman" w:hAnsi="Times New Roman"/>
       <w:color w:val="000000"/>
-      <w:sz w:val="26"/>
+      <w:sz w:val="24"/>
     </w:rPr>
   </w:style>
   <w:style w:styleId="Date" w:type="paragraph">
@@ -7699,13 +7786,13 @@
     <w:pPr>
       <w:keepNext/>
       <w:keepLines/>
-      <w:spacing w:line="288" w:lineRule="auto"/>
+      <w:spacing w:line="276" w:lineRule="auto"/>
       <w:jc w:val="both"/>
     </w:pPr>
     <w:rPr>
       <w:rFonts w:ascii="Times New Roman" w:eastAsia="Times New Roman" w:hAnsi="Times New Roman"/>
       <w:color w:val="000000"/>
-      <w:sz w:val="26"/>
+      <w:sz w:val="24"/>
     </w:rPr>
   </w:style>
   <w:style w:customStyle="1" w:styleId="AbstractTitle" w:type="paragraph">
@@ -7717,11 +7804,11 @@
       <w:keepNext/>
       <w:keepLines/>
       <w:jc w:val="both"/>
-      <w:spacing w:after="0" w:before="300" w:line="288" w:lineRule="auto"/>
+      <w:spacing w:after="0" w:before="300" w:line="276" w:lineRule="auto"/>
     </w:pPr>
     <w:rPr>
       <w:color w:val="000000"/>
-      <w:sz w:val="26"/>
+      <w:sz w:val="24"/>
       <w:szCs w:val="20"/>
       <w:rFonts w:ascii="Times New Roman" w:eastAsia="Times New Roman" w:hAnsi="Times New Roman"/>
       <w:b/>
@@ -7735,13 +7822,13 @@
     <w:pPr>
       <w:keepNext/>
       <w:keepLines/>
-      <w:spacing w:after="300" w:before="100" w:line="288" w:lineRule="auto"/>
+      <w:spacing w:after="300" w:before="100" w:line="276" w:lineRule="auto"/>
       <w:jc w:val="both"/>
     </w:pPr>
     <w:rPr>
       <w:rFonts w:ascii="Times New Roman" w:eastAsia="Times New Roman" w:hAnsi="Times New Roman"/>
       <w:color w:val="000000"/>
-      <w:sz w:val="26"/>
+      <w:sz w:val="24"/>
       <w:szCs w:val="20"/>
     </w:rPr>
   </w:style>
@@ -7751,13 +7838,13 @@
     <w:next w:val="Bibliography"/>
     <w:qFormat/>
     <w:pPr>
-      <w:spacing w:line="288" w:lineRule="auto"/>
+      <w:spacing w:line="276" w:lineRule="auto"/>
       <w:jc w:val="both"/>
     </w:pPr>
     <w:rPr>
       <w:rFonts w:ascii="Times New Roman" w:eastAsia="Times New Roman" w:hAnsi="Times New Roman"/>
       <w:color w:val="000000"/>
-      <w:sz w:val="26"/>
+      <w:sz w:val="24"/>
     </w:rPr>
   </w:style>
   <w:style w:styleId="Heading1" w:type="paragraph">
@@ -7769,7 +7856,7 @@
     <w:pPr>
       <w:keepNext/>
       <w:keepLines/>
-      <w:spacing w:after="0" w:before="480" w:line="288" w:lineRule="auto"/>
+      <w:spacing w:after="0" w:before="480" w:line="276" w:lineRule="auto"/>
       <w:jc w:val="both"/>
       <w:outlineLvl w:val="0"/>
     </w:pPr>
@@ -7778,7 +7865,7 @@
       <w:b/>
       <w:bCs/>
       <w:color w:val="000000"/>
-      <w:sz w:val="26"/>
+      <w:sz w:val="24"/>
       <w:szCs w:val="32"/>
     </w:rPr>
   </w:style>
@@ -7792,7 +7879,7 @@
     <w:pPr>
       <w:keepNext/>
       <w:keepLines/>
-      <w:spacing w:after="0" w:before="200" w:line="288" w:lineRule="auto"/>
+      <w:spacing w:after="0" w:before="200" w:line="276" w:lineRule="auto"/>
       <w:jc w:val="both"/>
       <w:outlineLvl w:val="1"/>
     </w:pPr>
@@ -7801,7 +7888,7 @@
       <w:b/>
       <w:bCs/>
       <w:color w:val="000000"/>
-      <w:sz w:val="26"/>
+      <w:sz w:val="24"/>
       <w:szCs w:val="28"/>
     </w:rPr>
   </w:style>
@@ -7815,7 +7902,7 @@
     <w:pPr>
       <w:keepNext/>
       <w:keepLines/>
-      <w:spacing w:after="0" w:before="200" w:line="288" w:lineRule="auto"/>
+      <w:spacing w:after="0" w:before="200" w:line="276" w:lineRule="auto"/>
       <w:jc w:val="both"/>
       <w:outlineLvl w:val="2"/>
     </w:pPr>
@@ -7824,7 +7911,7 @@
       <w:b/>
       <w:bCs/>
       <w:color w:val="000000"/>
-      <w:sz w:val="26"/>
+      <w:sz w:val="24"/>
       <w:szCs w:val="24"/>
     </w:rPr>
   </w:style>
@@ -7838,7 +7925,7 @@
     <w:pPr>
       <w:keepNext/>
       <w:keepLines/>
-      <w:spacing w:after="0" w:before="200" w:line="288" w:lineRule="auto"/>
+      <w:spacing w:after="0" w:before="200" w:line="276" w:lineRule="auto"/>
       <w:jc w:val="both"/>
       <w:outlineLvl w:val="3"/>
     </w:pPr>
@@ -7847,7 +7934,7 @@
       <w:i/>
       <w:bCs/>
       <w:color w:val="000000"/>
-      <w:sz w:val="26"/>
+      <w:sz w:val="24"/>
       <w:szCs w:val="24"/>
     </w:rPr>
   </w:style>
@@ -7861,7 +7948,7 @@
     <w:pPr>
       <w:keepNext/>
       <w:keepLines/>
-      <w:spacing w:after="0" w:before="200" w:line="288" w:lineRule="auto"/>
+      <w:spacing w:after="0" w:before="200" w:line="276" w:lineRule="auto"/>
       <w:jc w:val="both"/>
       <w:outlineLvl w:val="4"/>
     </w:pPr>
@@ -7869,7 +7956,7 @@
       <w:rFonts w:ascii="Times New Roman" w:asciiTheme="majorHAnsi" w:cstheme="majorBidi" w:eastAsia="Times New Roman" w:eastAsiaTheme="majorEastAsia" w:hAnsi="Times New Roman" w:hAnsiTheme="majorHAnsi"/>
       <w:iCs/>
       <w:color w:val="000000"/>
-      <w:sz w:val="26"/>
+      <w:sz w:val="24"/>
       <w:szCs w:val="24"/>
     </w:rPr>
   </w:style>
@@ -7883,14 +7970,14 @@
     <w:pPr>
       <w:keepNext/>
       <w:keepLines/>
-      <w:spacing w:after="0" w:before="200" w:line="288" w:lineRule="auto"/>
+      <w:spacing w:after="0" w:before="200" w:line="276" w:lineRule="auto"/>
       <w:jc w:val="both"/>
       <w:outlineLvl w:val="5"/>
     </w:pPr>
     <w:rPr>
       <w:rFonts w:ascii="Times New Roman" w:asciiTheme="majorHAnsi" w:cstheme="majorBidi" w:eastAsia="Times New Roman" w:eastAsiaTheme="majorEastAsia" w:hAnsi="Times New Roman" w:hAnsiTheme="majorHAnsi"/>
       <w:color w:val="000000"/>
-      <w:sz w:val="26"/>
+      <w:sz w:val="24"/>
       <w:szCs w:val="24"/>
     </w:rPr>
   </w:style>
@@ -7904,14 +7991,14 @@
     <w:pPr>
       <w:keepNext/>
       <w:keepLines/>
-      <w:spacing w:after="0" w:before="200" w:line="288" w:lineRule="auto"/>
+      <w:spacing w:after="0" w:before="200" w:line="276" w:lineRule="auto"/>
       <w:jc w:val="both"/>
       <w:outlineLvl w:val="6"/>
     </w:pPr>
     <w:rPr>
       <w:rFonts w:ascii="Times New Roman" w:asciiTheme="majorHAnsi" w:cstheme="majorBidi" w:eastAsia="Times New Roman" w:eastAsiaTheme="majorEastAsia" w:hAnsi="Times New Roman" w:hAnsiTheme="majorHAnsi"/>
       <w:color w:val="000000"/>
-      <w:sz w:val="26"/>
+      <w:sz w:val="24"/>
       <w:szCs w:val="24"/>
     </w:rPr>
   </w:style>
@@ -7925,14 +8012,14 @@
     <w:pPr>
       <w:keepNext/>
       <w:keepLines/>
-      <w:spacing w:after="0" w:before="200" w:line="288" w:lineRule="auto"/>
+      <w:spacing w:after="0" w:before="200" w:line="276" w:lineRule="auto"/>
       <w:jc w:val="both"/>
       <w:outlineLvl w:val="7"/>
     </w:pPr>
     <w:rPr>
       <w:rFonts w:ascii="Times New Roman" w:asciiTheme="majorHAnsi" w:cstheme="majorBidi" w:eastAsia="Times New Roman" w:eastAsiaTheme="majorEastAsia" w:hAnsi="Times New Roman" w:hAnsiTheme="majorHAnsi"/>
       <w:color w:val="000000"/>
-      <w:sz w:val="26"/>
+      <w:sz w:val="24"/>
       <w:szCs w:val="24"/>
     </w:rPr>
   </w:style>
@@ -7946,14 +8033,14 @@
     <w:pPr>
       <w:keepNext/>
       <w:keepLines/>
-      <w:spacing w:after="0" w:before="200" w:line="288" w:lineRule="auto"/>
+      <w:spacing w:after="0" w:before="200" w:line="276" w:lineRule="auto"/>
       <w:jc w:val="both"/>
       <w:outlineLvl w:val="8"/>
     </w:pPr>
     <w:rPr>
       <w:rFonts w:ascii="Times New Roman" w:asciiTheme="majorHAnsi" w:cstheme="majorBidi" w:eastAsia="Times New Roman" w:eastAsiaTheme="majorEastAsia" w:hAnsi="Times New Roman" w:hAnsiTheme="majorHAnsi"/>
       <w:color w:val="000000"/>
-      <w:sz w:val="26"/>
+      <w:sz w:val="24"/>
       <w:szCs w:val="24"/>
     </w:rPr>
   </w:style>
@@ -7965,14 +8052,14 @@
     <w:unhideWhenUsed/>
     <w:qFormat/>
     <w:pPr>
-      <w:spacing w:after="100" w:before="100" w:line="288" w:lineRule="auto"/>
+      <w:spacing w:after="100" w:before="100" w:line="276" w:lineRule="auto"/>
       <w:ind w:firstLine="0" w:left="480" w:right="480"/>
       <w:jc w:val="both"/>
     </w:pPr>
     <w:rPr>
       <w:rFonts w:ascii="Times New Roman" w:eastAsia="Times New Roman" w:hAnsi="Times New Roman"/>
       <w:color w:val="000000"/>
-      <w:sz w:val="26"/>
+      <w:sz w:val="24"/>
     </w:rPr>
   </w:style>
   <w:style w:styleId="FootnoteText" w:type="paragraph">
@@ -7983,13 +8070,13 @@
     <w:unhideWhenUsed/>
     <w:qFormat/>
     <w:pPr>
-      <w:spacing w:line="288" w:lineRule="auto"/>
+      <w:spacing w:line="276" w:lineRule="auto"/>
       <w:jc w:val="both"/>
     </w:pPr>
     <w:rPr>
       <w:rFonts w:ascii="Times New Roman" w:eastAsia="Times New Roman" w:hAnsi="Times New Roman"/>
       <w:color w:val="000000"/>
-      <w:sz w:val="26"/>
+      <w:sz w:val="24"/>
     </w:rPr>
   </w:style>
   <w:style w:default="1" w:styleId="DefaultParagraphFont" w:type="character">
@@ -7999,7 +8086,7 @@
     <w:rPr>
       <w:rFonts w:ascii="Times New Roman" w:eastAsia="Times New Roman" w:hAnsi="Times New Roman"/>
       <w:color w:val="000000"/>
-      <w:sz w:val="26"/>
+      <w:sz w:val="24"/>
     </w:rPr>
   </w:style>
   <w:style w:default="1" w:styleId="Table" w:type="table">
@@ -8009,13 +8096,13 @@
     <w:unhideWhenUsed/>
     <w:qFormat/>
     <w:pPr>
-      <w:spacing w:line="288" w:lineRule="auto"/>
+      <w:spacing w:line="276" w:lineRule="auto"/>
       <w:jc w:val="both"/>
     </w:pPr>
     <w:rPr>
       <w:rFonts w:ascii="Times New Roman" w:eastAsia="Times New Roman" w:hAnsi="Times New Roman"/>
       <w:color w:val="000000"/>
-      <w:sz w:val="26"/>
+      <w:sz w:val="24"/>
     </w:rPr>
     <w:tblPr>
       <w:tblInd w:type="dxa" w:w="0"/>
@@ -8049,27 +8136,27 @@
     <w:pPr>
       <w:keepNext/>
       <w:keepLines/>
-      <w:spacing w:after="0" w:line="288" w:lineRule="auto"/>
+      <w:spacing w:after="0" w:line="276" w:lineRule="auto"/>
       <w:jc w:val="both"/>
     </w:pPr>
     <w:rPr>
       <w:rFonts w:ascii="Times New Roman" w:eastAsia="Times New Roman" w:hAnsi="Times New Roman"/>
       <w:b/>
       <w:color w:val="000000"/>
-      <w:sz w:val="26"/>
+      <w:sz w:val="24"/>
     </w:rPr>
   </w:style>
   <w:style w:customStyle="1" w:styleId="Definition" w:type="paragraph">
     <w:name w:val="Definition"/>
     <w:basedOn w:val="Normal"/>
     <w:pPr>
-      <w:spacing w:line="288" w:lineRule="auto"/>
+      <w:spacing w:line="276" w:lineRule="auto"/>
       <w:jc w:val="both"/>
     </w:pPr>
     <w:rPr>
       <w:rFonts w:ascii="Times New Roman" w:eastAsia="Times New Roman" w:hAnsi="Times New Roman"/>
       <w:color w:val="000000"/>
-      <w:sz w:val="26"/>
+      <w:sz w:val="24"/>
     </w:rPr>
   </w:style>
   <w:style w:styleId="Caption" w:type="paragraph">
@@ -8077,14 +8164,14 @@
     <w:basedOn w:val="Normal"/>
     <w:link w:val="BodyTextChar"/>
     <w:pPr>
-      <w:spacing w:after="120" w:before="0" w:line="288" w:lineRule="auto"/>
+      <w:spacing w:after="120" w:before="0" w:line="276" w:lineRule="auto"/>
       <w:jc w:val="both"/>
     </w:pPr>
     <w:rPr>
       <w:rFonts w:ascii="Times New Roman" w:eastAsia="Times New Roman" w:hAnsi="Times New Roman"/>
       <w:i/>
       <w:color w:val="000000"/>
-      <w:sz w:val="26"/>
+      <w:sz w:val="24"/>
     </w:rPr>
   </w:style>
   <w:style w:customStyle="1" w:styleId="TableCaption" w:type="paragraph">
@@ -8092,39 +8179,39 @@
     <w:basedOn w:val="Caption"/>
     <w:pPr>
       <w:keepNext/>
-      <w:spacing w:line="288" w:lineRule="auto"/>
+      <w:spacing w:line="276" w:lineRule="auto"/>
       <w:jc w:val="both"/>
     </w:pPr>
     <w:rPr>
       <w:rFonts w:ascii="Times New Roman" w:eastAsia="Times New Roman" w:hAnsi="Times New Roman"/>
       <w:color w:val="000000"/>
-      <w:sz w:val="26"/>
+      <w:sz w:val="24"/>
     </w:rPr>
   </w:style>
   <w:style w:customStyle="1" w:styleId="ImageCaption" w:type="paragraph">
     <w:name w:val="Image Caption"/>
     <w:basedOn w:val="Caption"/>
     <w:pPr>
-      <w:spacing w:line="288" w:lineRule="auto"/>
+      <w:spacing w:line="276" w:lineRule="auto"/>
       <w:jc w:val="both"/>
     </w:pPr>
     <w:rPr>
       <w:rFonts w:ascii="Times New Roman" w:eastAsia="Times New Roman" w:hAnsi="Times New Roman"/>
       <w:color w:val="000000"/>
-      <w:sz w:val="26"/>
+      <w:sz w:val="24"/>
     </w:rPr>
   </w:style>
   <w:style w:customStyle="1" w:styleId="Figure" w:type="paragraph">
     <w:name w:val="Figure"/>
     <w:basedOn w:val="Normal"/>
     <w:pPr>
-      <w:spacing w:line="288" w:lineRule="auto"/>
+      <w:spacing w:line="276" w:lineRule="auto"/>
       <w:jc w:val="both"/>
     </w:pPr>
     <w:rPr>
       <w:rFonts w:ascii="Times New Roman" w:eastAsia="Times New Roman" w:hAnsi="Times New Roman"/>
       <w:color w:val="000000"/>
-      <w:sz w:val="26"/>
+      <w:sz w:val="24"/>
     </w:rPr>
   </w:style>
   <w:style w:customStyle="1" w:styleId="CaptionedFigure" w:type="paragraph">
@@ -8132,13 +8219,13 @@
     <w:basedOn w:val="Figure"/>
     <w:pPr>
       <w:keepNext/>
-      <w:spacing w:line="288" w:lineRule="auto"/>
+      <w:spacing w:line="276" w:lineRule="auto"/>
       <w:jc w:val="both"/>
     </w:pPr>
     <w:rPr>
       <w:rFonts w:ascii="Times New Roman" w:eastAsia="Times New Roman" w:hAnsi="Times New Roman"/>
       <w:color w:val="000000"/>
-      <w:sz w:val="26"/>
+      <w:sz w:val="24"/>
     </w:rPr>
   </w:style>
   <w:style w:customStyle="1" w:styleId="BodyTextChar" w:type="character">
@@ -8148,7 +8235,7 @@
     <w:rPr>
       <w:rFonts w:ascii="Times New Roman" w:eastAsia="Times New Roman" w:hAnsi="Times New Roman"/>
       <w:color w:val="000000"/>
-      <w:sz w:val="26"/>
+      <w:sz w:val="24"/>
     </w:rPr>
   </w:style>
   <w:style w:customStyle="1" w:styleId="VerbatimChar" w:type="character">
@@ -8157,7 +8244,7 @@
     <w:rPr>
       <w:rFonts w:ascii="Times New Roman" w:eastAsia="Times New Roman" w:hAnsi="Times New Roman"/>
       <w:color w:val="000000"/>
-      <w:sz w:val="26"/>
+      <w:sz w:val="24"/>
     </w:rPr>
   </w:style>
   <w:style w:customStyle="1" w:styleId="SectionNumber" w:type="character">
@@ -8166,7 +8253,7 @@
     <w:rPr>
       <w:rFonts w:ascii="Times New Roman" w:eastAsia="Times New Roman" w:hAnsi="Times New Roman"/>
       <w:color w:val="000000"/>
-      <w:sz w:val="26"/>
+      <w:sz w:val="24"/>
     </w:rPr>
   </w:style>
   <w:style w:styleId="FootnoteReference" w:type="character">
@@ -8175,7 +8262,7 @@
     <w:rPr>
       <w:rFonts w:ascii="Times New Roman" w:eastAsia="Times New Roman" w:hAnsi="Times New Roman"/>
       <w:color w:val="000000"/>
-      <w:sz w:val="26"/>
+      <w:sz w:val="24"/>
       <w:vertAlign w:val="superscript"/>
     </w:rPr>
   </w:style>
@@ -8185,7 +8272,7 @@
     <w:rPr>
       <w:rFonts w:ascii="Times New Roman" w:eastAsia="Times New Roman" w:hAnsi="Times New Roman"/>
       <w:color w:val="000000"/>
-      <w:sz w:val="26"/>
+      <w:sz w:val="24"/>
     </w:rPr>
   </w:style>
   <w:style w:styleId="TOCHeading" w:type="paragraph">
@@ -8196,7 +8283,7 @@
     <w:unhideWhenUsed/>
     <w:qFormat/>
     <w:pPr>
-      <w:spacing w:before="240" w:line="288" w:lineRule="auto"/>
+      <w:spacing w:before="240" w:line="276" w:lineRule="auto"/>
       <w:jc w:val="both"/>
       <w:outlineLvl w:val="9"/>
     </w:pPr>
@@ -8205,317 +8292,242 @@
       <w:b w:val="0"/>
       <w:bCs w:val="0"/>
       <w:color w:val="000000"/>
-      <w:sz w:val="26"/>
+      <w:sz w:val="24"/>
     </w:rPr>
   </w:style>
-  <w:style w:customStyle="1" w:styleId="SourceCode" w:type="paragraph">
+  <w:style w:type="paragraph" w:customStyle="1" w:styleId="SourceCode">
     <w:name w:val="Source Code"/>
     <w:basedOn w:val="Normal"/>
     <w:link w:val="VerbatimChar"/>
     <w:pPr>
       <w:wordWrap w:val="off"/>
-      <w:spacing w:line="288" w:lineRule="auto"/>
-      <w:jc w:val="both"/>
     </w:pPr>
-    <w:rPr>
-      <w:rFonts w:ascii="Times New Roman" w:eastAsia="Times New Roman" w:hAnsi="Times New Roman"/>
-      <w:color w:val="000000"/>
-      <w:sz w:val="26"/>
-    </w:rPr>
   </w:style>
-  <w:style w:customStyle="1" w:styleId="KeywordTok" w:type="character">
+  <w:style w:type="character" w:customStyle="1" w:styleId="KeywordTok">
     <w:name w:val="KeywordTok"/>
     <w:basedOn w:val="VerbatimChar"/>
     <w:rPr>
-      <w:rFonts w:ascii="Times New Roman" w:eastAsia="Times New Roman" w:hAnsi="Times New Roman"/>
+      <w:color w:val="007020"/>
       <w:b/>
-      <w:color w:val="000000"/>
-      <w:sz w:val="26"/>
     </w:rPr>
   </w:style>
-  <w:style w:customStyle="1" w:styleId="DataTypeTok" w:type="character">
+  <w:style w:type="character" w:customStyle="1" w:styleId="DataTypeTok">
     <w:name w:val="DataTypeTok"/>
     <w:basedOn w:val="VerbatimChar"/>
     <w:rPr>
-      <w:rFonts w:ascii="Times New Roman" w:eastAsia="Times New Roman" w:hAnsi="Times New Roman"/>
-      <w:color w:val="000000"/>
-      <w:sz w:val="26"/>
+      <w:color w:val="902000"/>
     </w:rPr>
   </w:style>
-  <w:style w:customStyle="1" w:styleId="DecValTok" w:type="character">
+  <w:style w:type="character" w:customStyle="1" w:styleId="DecValTok">
     <w:name w:val="DecValTok"/>
     <w:basedOn w:val="VerbatimChar"/>
     <w:rPr>
-      <w:rFonts w:ascii="Times New Roman" w:eastAsia="Times New Roman" w:hAnsi="Times New Roman"/>
-      <w:color w:val="000000"/>
-      <w:sz w:val="26"/>
+      <w:color w:val="40a070"/>
     </w:rPr>
   </w:style>
-  <w:style w:customStyle="1" w:styleId="BaseNTok" w:type="character">
+  <w:style w:type="character" w:customStyle="1" w:styleId="BaseNTok">
     <w:name w:val="BaseNTok"/>
     <w:basedOn w:val="VerbatimChar"/>
     <w:rPr>
-      <w:rFonts w:ascii="Times New Roman" w:eastAsia="Times New Roman" w:hAnsi="Times New Roman"/>
-      <w:color w:val="000000"/>
-      <w:sz w:val="26"/>
+      <w:color w:val="40a070"/>
     </w:rPr>
   </w:style>
-  <w:style w:customStyle="1" w:styleId="FloatTok" w:type="character">
+  <w:style w:type="character" w:customStyle="1" w:styleId="FloatTok">
     <w:name w:val="FloatTok"/>
     <w:basedOn w:val="VerbatimChar"/>
     <w:rPr>
-      <w:rFonts w:ascii="Times New Roman" w:eastAsia="Times New Roman" w:hAnsi="Times New Roman"/>
-      <w:color w:val="000000"/>
-      <w:sz w:val="26"/>
+      <w:color w:val="40a070"/>
     </w:rPr>
   </w:style>
-  <w:style w:customStyle="1" w:styleId="ConstantTok" w:type="character">
+  <w:style w:type="character" w:customStyle="1" w:styleId="ConstantTok">
     <w:name w:val="ConstantTok"/>
     <w:basedOn w:val="VerbatimChar"/>
     <w:rPr>
-      <w:rFonts w:ascii="Times New Roman" w:eastAsia="Times New Roman" w:hAnsi="Times New Roman"/>
-      <w:color w:val="000000"/>
-      <w:sz w:val="26"/>
+      <w:color w:val="880000"/>
     </w:rPr>
   </w:style>
-  <w:style w:customStyle="1" w:styleId="CharTok" w:type="character">
+  <w:style w:type="character" w:customStyle="1" w:styleId="CharTok">
     <w:name w:val="CharTok"/>
     <w:basedOn w:val="VerbatimChar"/>
     <w:rPr>
-      <w:rFonts w:ascii="Times New Roman" w:eastAsia="Times New Roman" w:hAnsi="Times New Roman"/>
-      <w:color w:val="000000"/>
-      <w:sz w:val="26"/>
+      <w:color w:val="4070a0"/>
     </w:rPr>
   </w:style>
-  <w:style w:customStyle="1" w:styleId="SpecialCharTok" w:type="character">
+  <w:style w:type="character" w:customStyle="1" w:styleId="SpecialCharTok">
     <w:name w:val="SpecialCharTok"/>
     <w:basedOn w:val="VerbatimChar"/>
     <w:rPr>
-      <w:rFonts w:ascii="Times New Roman" w:eastAsia="Times New Roman" w:hAnsi="Times New Roman"/>
-      <w:color w:val="000000"/>
-      <w:sz w:val="26"/>
+      <w:color w:val="4070a0"/>
     </w:rPr>
   </w:style>
-  <w:style w:customStyle="1" w:styleId="StringTok" w:type="character">
+  <w:style w:type="character" w:customStyle="1" w:styleId="StringTok">
     <w:name w:val="StringTok"/>
     <w:basedOn w:val="VerbatimChar"/>
     <w:rPr>
-      <w:rFonts w:ascii="Times New Roman" w:eastAsia="Times New Roman" w:hAnsi="Times New Roman"/>
-      <w:color w:val="000000"/>
-      <w:sz w:val="26"/>
+      <w:color w:val="4070a0"/>
     </w:rPr>
   </w:style>
-  <w:style w:customStyle="1" w:styleId="VerbatimStringTok" w:type="character">
+  <w:style w:type="character" w:customStyle="1" w:styleId="VerbatimStringTok">
     <w:name w:val="VerbatimStringTok"/>
     <w:basedOn w:val="VerbatimChar"/>
     <w:rPr>
-      <w:rFonts w:ascii="Times New Roman" w:eastAsia="Times New Roman" w:hAnsi="Times New Roman"/>
-      <w:color w:val="000000"/>
-      <w:sz w:val="26"/>
+      <w:color w:val="4070a0"/>
     </w:rPr>
   </w:style>
-  <w:style w:customStyle="1" w:styleId="SpecialStringTok" w:type="character">
+  <w:style w:type="character" w:customStyle="1" w:styleId="SpecialStringTok">
     <w:name w:val="SpecialStringTok"/>
     <w:basedOn w:val="VerbatimChar"/>
     <w:rPr>
-      <w:rFonts w:ascii="Times New Roman" w:eastAsia="Times New Roman" w:hAnsi="Times New Roman"/>
-      <w:color w:val="000000"/>
-      <w:sz w:val="26"/>
+      <w:color w:val="bb6688"/>
     </w:rPr>
   </w:style>
-  <w:style w:customStyle="1" w:styleId="ImportTok" w:type="character">
+  <w:style w:type="character" w:customStyle="1" w:styleId="ImportTok">
     <w:name w:val="ImportTok"/>
     <w:basedOn w:val="VerbatimChar"/>
     <w:rPr>
-      <w:rFonts w:ascii="Times New Roman" w:eastAsia="Times New Roman" w:hAnsi="Times New Roman"/>
+      <w:color w:val="008000"/>
       <w:b/>
-      <w:color w:val="000000"/>
-      <w:sz w:val="26"/>
     </w:rPr>
   </w:style>
-  <w:style w:customStyle="1" w:styleId="CommentTok" w:type="character">
+  <w:style w:type="character" w:customStyle="1" w:styleId="CommentTok">
     <w:name w:val="CommentTok"/>
     <w:basedOn w:val="VerbatimChar"/>
     <w:rPr>
-      <w:rFonts w:ascii="Times New Roman" w:eastAsia="Times New Roman" w:hAnsi="Times New Roman"/>
+      <w:color w:val="60a0b0"/>
       <w:i/>
-      <w:color w:val="000000"/>
-      <w:sz w:val="26"/>
     </w:rPr>
   </w:style>
-  <w:style w:customStyle="1" w:styleId="DocumentationTok" w:type="character">
+  <w:style w:type="character" w:customStyle="1" w:styleId="DocumentationTok">
     <w:name w:val="DocumentationTok"/>
     <w:basedOn w:val="VerbatimChar"/>
     <w:rPr>
-      <w:rFonts w:ascii="Times New Roman" w:eastAsia="Times New Roman" w:hAnsi="Times New Roman"/>
+      <w:color w:val="ba2121"/>
       <w:i/>
-      <w:color w:val="000000"/>
-      <w:sz w:val="26"/>
     </w:rPr>
   </w:style>
-  <w:style w:customStyle="1" w:styleId="AnnotationTok" w:type="character">
+  <w:style w:type="character" w:customStyle="1" w:styleId="AnnotationTok">
     <w:name w:val="AnnotationTok"/>
     <w:basedOn w:val="VerbatimChar"/>
     <w:rPr>
-      <w:rFonts w:ascii="Times New Roman" w:eastAsia="Times New Roman" w:hAnsi="Times New Roman"/>
+      <w:color w:val="60a0b0"/>
       <w:b/>
       <w:i/>
-      <w:color w:val="000000"/>
-      <w:sz w:val="26"/>
     </w:rPr>
   </w:style>
-  <w:style w:customStyle="1" w:styleId="CommentVarTok" w:type="character">
+  <w:style w:type="character" w:customStyle="1" w:styleId="CommentVarTok">
     <w:name w:val="CommentVarTok"/>
     <w:basedOn w:val="VerbatimChar"/>
     <w:rPr>
-      <w:rFonts w:ascii="Times New Roman" w:eastAsia="Times New Roman" w:hAnsi="Times New Roman"/>
+      <w:color w:val="60a0b0"/>
       <w:b/>
       <w:i/>
-      <w:color w:val="000000"/>
-      <w:sz w:val="26"/>
     </w:rPr>
   </w:style>
-  <w:style w:customStyle="1" w:styleId="OtherTok" w:type="character">
+  <w:style w:type="character" w:customStyle="1" w:styleId="OtherTok">
     <w:name w:val="OtherTok"/>
     <w:basedOn w:val="VerbatimChar"/>
     <w:rPr>
-      <w:rFonts w:ascii="Times New Roman" w:eastAsia="Times New Roman" w:hAnsi="Times New Roman"/>
-      <w:color w:val="000000"/>
-      <w:sz w:val="26"/>
+      <w:color w:val="007020"/>
     </w:rPr>
   </w:style>
-  <w:style w:customStyle="1" w:styleId="FunctionTok" w:type="character">
+  <w:style w:type="character" w:customStyle="1" w:styleId="FunctionTok">
     <w:name w:val="FunctionTok"/>
     <w:basedOn w:val="VerbatimChar"/>
     <w:rPr>
-      <w:rFonts w:ascii="Times New Roman" w:eastAsia="Times New Roman" w:hAnsi="Times New Roman"/>
-      <w:color w:val="000000"/>
-      <w:sz w:val="26"/>
+      <w:color w:val="06287e"/>
     </w:rPr>
   </w:style>
-  <w:style w:customStyle="1" w:styleId="VariableTok" w:type="character">
+  <w:style w:type="character" w:customStyle="1" w:styleId="VariableTok">
     <w:name w:val="VariableTok"/>
     <w:basedOn w:val="VerbatimChar"/>
     <w:rPr>
-      <w:rFonts w:ascii="Times New Roman" w:eastAsia="Times New Roman" w:hAnsi="Times New Roman"/>
-      <w:color w:val="000000"/>
-      <w:sz w:val="26"/>
+      <w:color w:val="19177c"/>
     </w:rPr>
   </w:style>
-  <w:style w:customStyle="1" w:styleId="ControlFlowTok" w:type="character">
+  <w:style w:type="character" w:customStyle="1" w:styleId="ControlFlowTok">
     <w:name w:val="ControlFlowTok"/>
     <w:basedOn w:val="VerbatimChar"/>
     <w:rPr>
-      <w:rFonts w:ascii="Times New Roman" w:eastAsia="Times New Roman" w:hAnsi="Times New Roman"/>
+      <w:color w:val="007020"/>
       <w:b/>
-      <w:color w:val="000000"/>
-      <w:sz w:val="26"/>
     </w:rPr>
   </w:style>
-  <w:style w:customStyle="1" w:styleId="OperatorTok" w:type="character">
+  <w:style w:type="character" w:customStyle="1" w:styleId="OperatorTok">
     <w:name w:val="OperatorTok"/>
     <w:basedOn w:val="VerbatimChar"/>
     <w:rPr>
-      <w:rFonts w:ascii="Times New Roman" w:eastAsia="Times New Roman" w:hAnsi="Times New Roman"/>
-      <w:color w:val="000000"/>
-      <w:sz w:val="26"/>
+      <w:color w:val="666666"/>
     </w:rPr>
   </w:style>
-  <w:style w:customStyle="1" w:styleId="BuiltInTok" w:type="character">
+  <w:style w:type="character" w:customStyle="1" w:styleId="BuiltInTok">
     <w:name w:val="BuiltInTok"/>
     <w:basedOn w:val="VerbatimChar"/>
     <w:rPr>
-      <w:rFonts w:ascii="Times New Roman" w:eastAsia="Times New Roman" w:hAnsi="Times New Roman"/>
-      <w:color w:val="000000"/>
-      <w:sz w:val="26"/>
+      <w:color w:val="008000"/>
     </w:rPr>
   </w:style>
-  <w:style w:customStyle="1" w:styleId="ExtensionTok" w:type="character">
+  <w:style w:type="character" w:customStyle="1" w:styleId="ExtensionTok">
     <w:name w:val="ExtensionTok"/>
     <w:basedOn w:val="VerbatimChar"/>
-    <w:rPr>
-      <w:rFonts w:ascii="Times New Roman" w:eastAsia="Times New Roman" w:hAnsi="Times New Roman"/>
-      <w:color w:val="000000"/>
-      <w:sz w:val="26"/>
-    </w:rPr>
+    <w:rPr/>
   </w:style>
-  <w:style w:customStyle="1" w:styleId="PreprocessorTok" w:type="character">
+  <w:style w:type="character" w:customStyle="1" w:styleId="PreprocessorTok">
     <w:name w:val="PreprocessorTok"/>
     <w:basedOn w:val="VerbatimChar"/>
     <w:rPr>
-      <w:rFonts w:ascii="Times New Roman" w:eastAsia="Times New Roman" w:hAnsi="Times New Roman"/>
-      <w:color w:val="000000"/>
-      <w:sz w:val="26"/>
+      <w:color w:val="bc7a00"/>
     </w:rPr>
   </w:style>
-  <w:style w:customStyle="1" w:styleId="AttributeTok" w:type="character">
+  <w:style w:type="character" w:customStyle="1" w:styleId="AttributeTok">
     <w:name w:val="AttributeTok"/>
     <w:basedOn w:val="VerbatimChar"/>
     <w:rPr>
-      <w:rFonts w:ascii="Times New Roman" w:eastAsia="Times New Roman" w:hAnsi="Times New Roman"/>
-      <w:color w:val="000000"/>
-      <w:sz w:val="26"/>
+      <w:color w:val="7d9029"/>
     </w:rPr>
   </w:style>
-  <w:style w:customStyle="1" w:styleId="RegionMarkerTok" w:type="character">
+  <w:style w:type="character" w:customStyle="1" w:styleId="RegionMarkerTok">
     <w:name w:val="RegionMarkerTok"/>
     <w:basedOn w:val="VerbatimChar"/>
-    <w:rPr>
-      <w:rFonts w:ascii="Times New Roman" w:eastAsia="Times New Roman" w:hAnsi="Times New Roman"/>
-      <w:color w:val="000000"/>
-      <w:sz w:val="26"/>
-    </w:rPr>
+    <w:rPr/>
   </w:style>
-  <w:style w:customStyle="1" w:styleId="InformationTok" w:type="character">
+  <w:style w:type="character" w:customStyle="1" w:styleId="InformationTok">
     <w:name w:val="InformationTok"/>
     <w:basedOn w:val="VerbatimChar"/>
     <w:rPr>
-      <w:rFonts w:ascii="Times New Roman" w:eastAsia="Times New Roman" w:hAnsi="Times New Roman"/>
+      <w:color w:val="60a0b0"/>
       <w:b/>
       <w:i/>
-      <w:color w:val="000000"/>
-      <w:sz w:val="26"/>
     </w:rPr>
   </w:style>
-  <w:style w:customStyle="1" w:styleId="WarningTok" w:type="character">
+  <w:style w:type="character" w:customStyle="1" w:styleId="WarningTok">
     <w:name w:val="WarningTok"/>
     <w:basedOn w:val="VerbatimChar"/>
     <w:rPr>
-      <w:rFonts w:ascii="Times New Roman" w:eastAsia="Times New Roman" w:hAnsi="Times New Roman"/>
+      <w:color w:val="60a0b0"/>
       <w:b/>
       <w:i/>
-      <w:color w:val="000000"/>
-      <w:sz w:val="26"/>
     </w:rPr>
   </w:style>
-  <w:style w:customStyle="1" w:styleId="AlertTok" w:type="character">
+  <w:style w:type="character" w:customStyle="1" w:styleId="AlertTok">
     <w:name w:val="AlertTok"/>
     <w:basedOn w:val="VerbatimChar"/>
     <w:rPr>
-      <w:rFonts w:ascii="Times New Roman" w:eastAsia="Times New Roman" w:hAnsi="Times New Roman"/>
+      <w:color w:val="ff0000"/>
       <w:b/>
-      <w:color w:val="000000"/>
-      <w:sz w:val="26"/>
     </w:rPr>
   </w:style>
-  <w:style w:customStyle="1" w:styleId="ErrorTok" w:type="character">
+  <w:style w:type="character" w:customStyle="1" w:styleId="ErrorTok">
     <w:name w:val="ErrorTok"/>
     <w:basedOn w:val="VerbatimChar"/>
     <w:rPr>
-      <w:rFonts w:ascii="Times New Roman" w:eastAsia="Times New Roman" w:hAnsi="Times New Roman"/>
+      <w:color w:val="ff0000"/>
       <w:b/>
-      <w:color w:val="000000"/>
-      <w:sz w:val="26"/>
     </w:rPr>
   </w:style>
-  <w:style w:customStyle="1" w:styleId="NormalTok" w:type="character">
+  <w:style w:type="character" w:customStyle="1" w:styleId="NormalTok">
     <w:name w:val="NormalTok"/>
     <w:basedOn w:val="VerbatimChar"/>
-    <w:rPr>
-      <w:rFonts w:ascii="Times New Roman" w:eastAsia="Times New Roman" w:hAnsi="Times New Roman"/>
-      <w:color w:val="000000"/>
-      <w:sz w:val="26"/>
-    </w:rPr>
+    <w:rPr/>
   </w:style>
 </w:styles>
 </file>
